--- a/交付成果/第三轮修订版/第三轮4周版/读书会10_八正道实践_4周资料包（第三版修订）/Word版/第4周_正定与八正道的生活实践路径_主持人版.docx
+++ b/交付成果/第三轮修订版/第三轮4周版/读书会10_八正道实践_4周资料包（第三版修订）/Word版/第4周_正定与八正道的生活实践路径_主持人版.docx
@@ -2838,17 +2838,6 @@
           <w:sz w:val="22"/>
         </w:rPr>
         <w:t>[00:49:00.380] 然后你觉得三个小时。啊，你相信你的心能做到，结果他就是在三个小时前后，有些人就差几秒钟，他就是这个就叫出定自在，那出定自在它是你你的决议的习惯，所以你平常呢，我们决议怎么练起来呢。就是你自己跟自己说话要算数。对你自己跟自己说话都不算数的时候，你就这个人就没有决议。</w:t>
-      </w:r>
-    </w:p>
-    <w:p>
-      <w:r>
-        <w:rPr>
-          <w:rFonts w:ascii="宋体" w:hAnsi="宋体" w:eastAsia="宋体"/>
-          <w:b w:val="0"/>
-          <w:i w:val="0"/>
-          <w:sz w:val="22"/>
-        </w:rPr>
-        <w:t>（主持人过渡句：转写最后，长者把「自在」落回日常——）</w:t>
       </w:r>
     </w:p>
     <w:p>
